--- a/worksheets/NS_L6_CrackingLab_Worksheet.docx
+++ b/worksheets/NS_L6_CrackingLab_Worksheet.docx
@@ -522,7 +522,7 @@
                 <w:sz w:val="21"/>
                 <w:szCs w:val="21"/>
               </w:rPr>
-              <w:t xml:space="preserve">How long would it take a computer to brute-force crack your password? Check at howsecureismypassword.net. How could you improve it?</w:t>
+              <w:t xml:space="preserve">Estimate how many guesses a computer would need to find a 4-digit PIN, then a 6-letter lower-case password. What does that tell you about password length?</w:t>
             </w:r>
           </w:p>
           <w:tbl>
@@ -1305,6 +1305,218 @@
               </w:tc>
             </w:tr>
           </w:tbl>
+          <w:p>
+            <w:pPr>
+              <w:keepNext/>
+              <w:spacing w:after="60" w:before="120"/>
+            </w:pPr>
+            <w:r>
+              <w:rPr>
+                <w:rFonts w:ascii="Arial" w:cs="Arial" w:eastAsia="Arial" w:hAnsi="Arial"/>
+                <w:b/>
+                <w:bCs/>
+                <w:sz w:val="21"/>
+                <w:szCs w:val="21"/>
+              </w:rPr>
+              <w:t xml:space="preserve">What is a brute-force attack?</w:t>
+            </w:r>
+          </w:p>
+          <w:tbl>
+            <w:tblPr>
+              <w:tblW w:type="dxa" w:w="10026"/>
+              <w:tblBorders>
+                <w:top w:val="single" w:color="auto" w:sz="4"/>
+                <w:left w:val="single" w:color="auto" w:sz="4"/>
+                <w:bottom w:val="single" w:color="auto" w:sz="4"/>
+                <w:right w:val="single" w:color="auto" w:sz="4"/>
+                <w:insideH w:val="single" w:color="auto" w:sz="4"/>
+                <w:insideV w:val="single" w:color="auto" w:sz="4"/>
+              </w:tblBorders>
+            </w:tblPr>
+            <w:tblGrid>
+              <w:gridCol w:w="10026"/>
+            </w:tblGrid>
+            <w:tr>
+              <w:trPr>
+                <w:cantSplit/>
+                <w:trHeight w:val="460" w:hRule="exact"/>
+              </w:trPr>
+              <w:tc>
+                <w:tcPr>
+                  <w:tcW w:type="dxa" w:w="10026"/>
+                  <w:tcBorders>
+                    <w:top w:val="none" w:color="FFFFFF" w:sz="0"/>
+                    <w:left w:val="none" w:color="FFFFFF" w:sz="0"/>
+                    <w:bottom w:val="dotted" w:color="9AA8BC" w:sz="6"/>
+                    <w:right w:val="none" w:color="FFFFFF" w:sz="0"/>
+                  </w:tcBorders>
+                  <w:tcMar>
+                    <w:left w:type="dxa" w:w="0"/>
+                    <w:bottom w:type="dxa" w:w="20"/>
+                    <w:right w:type="dxa" w:w="0"/>
+                  </w:tcMar>
+                  <w:vAlign w:val="bottom"/>
+                </w:tcPr>
+                <w:p>
+                  <w:pPr>
+                    <w:spacing w:after="0" w:before="0"/>
+                  </w:pPr>
+                  <w:r>
+                    <w:rPr>
+                      <w:rFonts w:ascii="Arial" w:cs="Arial" w:eastAsia="Arial" w:hAnsi="Arial"/>
+                      <w:color w:val="5A6B85"/>
+                      <w:sz w:val="21"/>
+                      <w:szCs w:val="21"/>
+                    </w:rPr>
+                    <w:t xml:space="preserve"/>
+                  </w:r>
+                </w:p>
+              </w:tc>
+            </w:tr>
+            <w:tr>
+              <w:trPr>
+                <w:cantSplit/>
+                <w:trHeight w:val="460" w:hRule="exact"/>
+              </w:trPr>
+              <w:tc>
+                <w:tcPr>
+                  <w:tcW w:type="dxa" w:w="10026"/>
+                  <w:tcBorders>
+                    <w:top w:val="none" w:color="FFFFFF" w:sz="0"/>
+                    <w:left w:val="none" w:color="FFFFFF" w:sz="0"/>
+                    <w:bottom w:val="dotted" w:color="9AA8BC" w:sz="6"/>
+                    <w:right w:val="none" w:color="FFFFFF" w:sz="0"/>
+                  </w:tcBorders>
+                  <w:tcMar>
+                    <w:left w:type="dxa" w:w="0"/>
+                    <w:bottom w:type="dxa" w:w="20"/>
+                    <w:right w:type="dxa" w:w="0"/>
+                  </w:tcMar>
+                  <w:vAlign w:val="bottom"/>
+                </w:tcPr>
+                <w:p>
+                  <w:pPr>
+                    <w:spacing w:after="0" w:before="0"/>
+                  </w:pPr>
+                  <w:r>
+                    <w:rPr>
+                      <w:rFonts w:ascii="Arial" w:cs="Arial" w:eastAsia="Arial" w:hAnsi="Arial"/>
+                      <w:color w:val="5A6B85"/>
+                      <w:sz w:val="21"/>
+                      <w:szCs w:val="21"/>
+                    </w:rPr>
+                    <w:t xml:space="preserve"/>
+                  </w:r>
+                </w:p>
+              </w:tc>
+            </w:tr>
+          </w:tbl>
+          <w:p>
+            <w:pPr>
+              <w:keepNext/>
+              <w:spacing w:after="60" w:before="120"/>
+            </w:pPr>
+            <w:r>
+              <w:rPr>
+                <w:rFonts w:ascii="Arial" w:cs="Arial" w:eastAsia="Arial" w:hAnsi="Arial"/>
+                <w:b/>
+                <w:bCs/>
+                <w:sz w:val="21"/>
+                <w:szCs w:val="21"/>
+              </w:rPr>
+              <w:t xml:space="preserve">Which account is most at risk from brute force?</w:t>
+            </w:r>
+          </w:p>
+          <w:tbl>
+            <w:tblPr>
+              <w:tblW w:type="dxa" w:w="10026"/>
+              <w:tblBorders>
+                <w:top w:val="single" w:color="auto" w:sz="4"/>
+                <w:left w:val="single" w:color="auto" w:sz="4"/>
+                <w:bottom w:val="single" w:color="auto" w:sz="4"/>
+                <w:right w:val="single" w:color="auto" w:sz="4"/>
+                <w:insideH w:val="single" w:color="auto" w:sz="4"/>
+                <w:insideV w:val="single" w:color="auto" w:sz="4"/>
+              </w:tblBorders>
+            </w:tblPr>
+            <w:tblGrid>
+              <w:gridCol w:w="10026"/>
+            </w:tblGrid>
+            <w:tr>
+              <w:trPr>
+                <w:cantSplit/>
+                <w:trHeight w:val="460" w:hRule="exact"/>
+              </w:trPr>
+              <w:tc>
+                <w:tcPr>
+                  <w:tcW w:type="dxa" w:w="10026"/>
+                  <w:tcBorders>
+                    <w:top w:val="none" w:color="FFFFFF" w:sz="0"/>
+                    <w:left w:val="none" w:color="FFFFFF" w:sz="0"/>
+                    <w:bottom w:val="dotted" w:color="9AA8BC" w:sz="6"/>
+                    <w:right w:val="none" w:color="FFFFFF" w:sz="0"/>
+                  </w:tcBorders>
+                  <w:tcMar>
+                    <w:left w:type="dxa" w:w="0"/>
+                    <w:bottom w:type="dxa" w:w="20"/>
+                    <w:right w:type="dxa" w:w="0"/>
+                  </w:tcMar>
+                  <w:vAlign w:val="bottom"/>
+                </w:tcPr>
+                <w:p>
+                  <w:pPr>
+                    <w:spacing w:after="0" w:before="0"/>
+                  </w:pPr>
+                  <w:r>
+                    <w:rPr>
+                      <w:rFonts w:ascii="Arial" w:cs="Arial" w:eastAsia="Arial" w:hAnsi="Arial"/>
+                      <w:color w:val="5A6B85"/>
+                      <w:sz w:val="21"/>
+                      <w:szCs w:val="21"/>
+                    </w:rPr>
+                    <w:t xml:space="preserve"/>
+                  </w:r>
+                </w:p>
+              </w:tc>
+            </w:tr>
+            <w:tr>
+              <w:trPr>
+                <w:cantSplit/>
+                <w:trHeight w:val="460" w:hRule="exact"/>
+              </w:trPr>
+              <w:tc>
+                <w:tcPr>
+                  <w:tcW w:type="dxa" w:w="10026"/>
+                  <w:tcBorders>
+                    <w:top w:val="none" w:color="FFFFFF" w:sz="0"/>
+                    <w:left w:val="none" w:color="FFFFFF" w:sz="0"/>
+                    <w:bottom w:val="dotted" w:color="9AA8BC" w:sz="6"/>
+                    <w:right w:val="none" w:color="FFFFFF" w:sz="0"/>
+                  </w:tcBorders>
+                  <w:tcMar>
+                    <w:left w:type="dxa" w:w="0"/>
+                    <w:bottom w:type="dxa" w:w="20"/>
+                    <w:right w:type="dxa" w:w="0"/>
+                  </w:tcMar>
+                  <w:vAlign w:val="bottom"/>
+                </w:tcPr>
+                <w:p>
+                  <w:pPr>
+                    <w:spacing w:after="0" w:before="0"/>
+                  </w:pPr>
+                  <w:r>
+                    <w:rPr>
+                      <w:rFonts w:ascii="Arial" w:cs="Arial" w:eastAsia="Arial" w:hAnsi="Arial"/>
+                      <w:color w:val="5A6B85"/>
+                      <w:sz w:val="21"/>
+                      <w:szCs w:val="21"/>
+                    </w:rPr>
+                    <w:t xml:space="preserve"/>
+                  </w:r>
+                </w:p>
+              </w:tc>
+            </w:tr>
+          </w:tbl>
           <w:p/>
         </w:tc>
       </w:tr>
@@ -1496,6 +1708,218 @@
                 <w:szCs w:val="21"/>
               </w:rPr>
               <w:t xml:space="preserve">Why is 'Liverpool2015' a weaker password than it looks?</w:t>
+            </w:r>
+          </w:p>
+          <w:tbl>
+            <w:tblPr>
+              <w:tblW w:type="dxa" w:w="10026"/>
+              <w:tblBorders>
+                <w:top w:val="single" w:color="auto" w:sz="4"/>
+                <w:left w:val="single" w:color="auto" w:sz="4"/>
+                <w:bottom w:val="single" w:color="auto" w:sz="4"/>
+                <w:right w:val="single" w:color="auto" w:sz="4"/>
+                <w:insideH w:val="single" w:color="auto" w:sz="4"/>
+                <w:insideV w:val="single" w:color="auto" w:sz="4"/>
+              </w:tblBorders>
+            </w:tblPr>
+            <w:tblGrid>
+              <w:gridCol w:w="10026"/>
+            </w:tblGrid>
+            <w:tr>
+              <w:trPr>
+                <w:cantSplit/>
+                <w:trHeight w:val="460" w:hRule="exact"/>
+              </w:trPr>
+              <w:tc>
+                <w:tcPr>
+                  <w:tcW w:type="dxa" w:w="10026"/>
+                  <w:tcBorders>
+                    <w:top w:val="none" w:color="FFFFFF" w:sz="0"/>
+                    <w:left w:val="none" w:color="FFFFFF" w:sz="0"/>
+                    <w:bottom w:val="dotted" w:color="9AA8BC" w:sz="6"/>
+                    <w:right w:val="none" w:color="FFFFFF" w:sz="0"/>
+                  </w:tcBorders>
+                  <w:tcMar>
+                    <w:left w:type="dxa" w:w="0"/>
+                    <w:bottom w:type="dxa" w:w="20"/>
+                    <w:right w:type="dxa" w:w="0"/>
+                  </w:tcMar>
+                  <w:vAlign w:val="bottom"/>
+                </w:tcPr>
+                <w:p>
+                  <w:pPr>
+                    <w:spacing w:after="0" w:before="0"/>
+                  </w:pPr>
+                  <w:r>
+                    <w:rPr>
+                      <w:rFonts w:ascii="Arial" w:cs="Arial" w:eastAsia="Arial" w:hAnsi="Arial"/>
+                      <w:color w:val="5A6B85"/>
+                      <w:sz w:val="21"/>
+                      <w:szCs w:val="21"/>
+                    </w:rPr>
+                    <w:t xml:space="preserve"/>
+                  </w:r>
+                </w:p>
+              </w:tc>
+            </w:tr>
+            <w:tr>
+              <w:trPr>
+                <w:cantSplit/>
+                <w:trHeight w:val="460" w:hRule="exact"/>
+              </w:trPr>
+              <w:tc>
+                <w:tcPr>
+                  <w:tcW w:type="dxa" w:w="10026"/>
+                  <w:tcBorders>
+                    <w:top w:val="none" w:color="FFFFFF" w:sz="0"/>
+                    <w:left w:val="none" w:color="FFFFFF" w:sz="0"/>
+                    <w:bottom w:val="dotted" w:color="9AA8BC" w:sz="6"/>
+                    <w:right w:val="none" w:color="FFFFFF" w:sz="0"/>
+                  </w:tcBorders>
+                  <w:tcMar>
+                    <w:left w:type="dxa" w:w="0"/>
+                    <w:bottom w:type="dxa" w:w="20"/>
+                    <w:right w:type="dxa" w:w="0"/>
+                  </w:tcMar>
+                  <w:vAlign w:val="bottom"/>
+                </w:tcPr>
+                <w:p>
+                  <w:pPr>
+                    <w:spacing w:after="0" w:before="0"/>
+                  </w:pPr>
+                  <w:r>
+                    <w:rPr>
+                      <w:rFonts w:ascii="Arial" w:cs="Arial" w:eastAsia="Arial" w:hAnsi="Arial"/>
+                      <w:color w:val="5A6B85"/>
+                      <w:sz w:val="21"/>
+                      <w:szCs w:val="21"/>
+                    </w:rPr>
+                    <w:t xml:space="preserve"/>
+                  </w:r>
+                </w:p>
+              </w:tc>
+            </w:tr>
+          </w:tbl>
+          <w:p>
+            <w:pPr>
+              <w:keepNext/>
+              <w:spacing w:after="60" w:before="120"/>
+            </w:pPr>
+            <w:r>
+              <w:rPr>
+                <w:rFonts w:ascii="Arial" w:cs="Arial" w:eastAsia="Arial" w:hAnsi="Arial"/>
+                <w:b/>
+                <w:bCs/>
+                <w:sz w:val="21"/>
+                <w:szCs w:val="21"/>
+              </w:rPr>
+              <w:t xml:space="preserve">How is a dictionary attack different from pure brute force?</w:t>
+            </w:r>
+          </w:p>
+          <w:tbl>
+            <w:tblPr>
+              <w:tblW w:type="dxa" w:w="10026"/>
+              <w:tblBorders>
+                <w:top w:val="single" w:color="auto" w:sz="4"/>
+                <w:left w:val="single" w:color="auto" w:sz="4"/>
+                <w:bottom w:val="single" w:color="auto" w:sz="4"/>
+                <w:right w:val="single" w:color="auto" w:sz="4"/>
+                <w:insideH w:val="single" w:color="auto" w:sz="4"/>
+                <w:insideV w:val="single" w:color="auto" w:sz="4"/>
+              </w:tblBorders>
+            </w:tblPr>
+            <w:tblGrid>
+              <w:gridCol w:w="10026"/>
+            </w:tblGrid>
+            <w:tr>
+              <w:trPr>
+                <w:cantSplit/>
+                <w:trHeight w:val="460" w:hRule="exact"/>
+              </w:trPr>
+              <w:tc>
+                <w:tcPr>
+                  <w:tcW w:type="dxa" w:w="10026"/>
+                  <w:tcBorders>
+                    <w:top w:val="none" w:color="FFFFFF" w:sz="0"/>
+                    <w:left w:val="none" w:color="FFFFFF" w:sz="0"/>
+                    <w:bottom w:val="dotted" w:color="9AA8BC" w:sz="6"/>
+                    <w:right w:val="none" w:color="FFFFFF" w:sz="0"/>
+                  </w:tcBorders>
+                  <w:tcMar>
+                    <w:left w:type="dxa" w:w="0"/>
+                    <w:bottom w:type="dxa" w:w="20"/>
+                    <w:right w:type="dxa" w:w="0"/>
+                  </w:tcMar>
+                  <w:vAlign w:val="bottom"/>
+                </w:tcPr>
+                <w:p>
+                  <w:pPr>
+                    <w:spacing w:after="0" w:before="0"/>
+                  </w:pPr>
+                  <w:r>
+                    <w:rPr>
+                      <w:rFonts w:ascii="Arial" w:cs="Arial" w:eastAsia="Arial" w:hAnsi="Arial"/>
+                      <w:color w:val="5A6B85"/>
+                      <w:sz w:val="21"/>
+                      <w:szCs w:val="21"/>
+                    </w:rPr>
+                    <w:t xml:space="preserve"/>
+                  </w:r>
+                </w:p>
+              </w:tc>
+            </w:tr>
+            <w:tr>
+              <w:trPr>
+                <w:cantSplit/>
+                <w:trHeight w:val="460" w:hRule="exact"/>
+              </w:trPr>
+              <w:tc>
+                <w:tcPr>
+                  <w:tcW w:type="dxa" w:w="10026"/>
+                  <w:tcBorders>
+                    <w:top w:val="none" w:color="FFFFFF" w:sz="0"/>
+                    <w:left w:val="none" w:color="FFFFFF" w:sz="0"/>
+                    <w:bottom w:val="dotted" w:color="9AA8BC" w:sz="6"/>
+                    <w:right w:val="none" w:color="FFFFFF" w:sz="0"/>
+                  </w:tcBorders>
+                  <w:tcMar>
+                    <w:left w:type="dxa" w:w="0"/>
+                    <w:bottom w:type="dxa" w:w="20"/>
+                    <w:right w:type="dxa" w:w="0"/>
+                  </w:tcMar>
+                  <w:vAlign w:val="bottom"/>
+                </w:tcPr>
+                <w:p>
+                  <w:pPr>
+                    <w:spacing w:after="0" w:before="0"/>
+                  </w:pPr>
+                  <w:r>
+                    <w:rPr>
+                      <w:rFonts w:ascii="Arial" w:cs="Arial" w:eastAsia="Arial" w:hAnsi="Arial"/>
+                      <w:color w:val="5A6B85"/>
+                      <w:sz w:val="21"/>
+                      <w:szCs w:val="21"/>
+                    </w:rPr>
+                    <w:t xml:space="preserve"/>
+                  </w:r>
+                </w:p>
+              </w:tc>
+            </w:tr>
+          </w:tbl>
+          <w:p>
+            <w:pPr>
+              <w:keepNext/>
+              <w:spacing w:after="60" w:before="120"/>
+            </w:pPr>
+            <w:r>
+              <w:rPr>
+                <w:rFonts w:ascii="Arial" w:cs="Arial" w:eastAsia="Arial" w:hAnsi="Arial"/>
+                <w:b/>
+                <w:bCs/>
+                <w:sz w:val="21"/>
+                <w:szCs w:val="21"/>
+              </w:rPr>
+              <w:t xml:space="preserve">Why is reusing a password across sites dangerous?</w:t>
             </w:r>
           </w:p>
           <w:tbl>
@@ -1871,6 +2295,218 @@
               </w:tc>
             </w:tr>
           </w:tbl>
+          <w:p>
+            <w:pPr>
+              <w:keepNext/>
+              <w:spacing w:after="60" w:before="120"/>
+            </w:pPr>
+            <w:r>
+              <w:rPr>
+                <w:rFonts w:ascii="Arial" w:cs="Arial" w:eastAsia="Arial" w:hAnsi="Arial"/>
+                <w:b/>
+                <w:bCs/>
+                <w:sz w:val="21"/>
+                <w:szCs w:val="21"/>
+              </w:rPr>
+              <w:t xml:space="preserve">Which password is hardest to brute-force?</w:t>
+            </w:r>
+          </w:p>
+          <w:tbl>
+            <w:tblPr>
+              <w:tblW w:type="dxa" w:w="10026"/>
+              <w:tblBorders>
+                <w:top w:val="single" w:color="auto" w:sz="4"/>
+                <w:left w:val="single" w:color="auto" w:sz="4"/>
+                <w:bottom w:val="single" w:color="auto" w:sz="4"/>
+                <w:right w:val="single" w:color="auto" w:sz="4"/>
+                <w:insideH w:val="single" w:color="auto" w:sz="4"/>
+                <w:insideV w:val="single" w:color="auto" w:sz="4"/>
+              </w:tblBorders>
+            </w:tblPr>
+            <w:tblGrid>
+              <w:gridCol w:w="10026"/>
+            </w:tblGrid>
+            <w:tr>
+              <w:trPr>
+                <w:cantSplit/>
+                <w:trHeight w:val="460" w:hRule="exact"/>
+              </w:trPr>
+              <w:tc>
+                <w:tcPr>
+                  <w:tcW w:type="dxa" w:w="10026"/>
+                  <w:tcBorders>
+                    <w:top w:val="none" w:color="FFFFFF" w:sz="0"/>
+                    <w:left w:val="none" w:color="FFFFFF" w:sz="0"/>
+                    <w:bottom w:val="dotted" w:color="9AA8BC" w:sz="6"/>
+                    <w:right w:val="none" w:color="FFFFFF" w:sz="0"/>
+                  </w:tcBorders>
+                  <w:tcMar>
+                    <w:left w:type="dxa" w:w="0"/>
+                    <w:bottom w:type="dxa" w:w="20"/>
+                    <w:right w:type="dxa" w:w="0"/>
+                  </w:tcMar>
+                  <w:vAlign w:val="bottom"/>
+                </w:tcPr>
+                <w:p>
+                  <w:pPr>
+                    <w:spacing w:after="0" w:before="0"/>
+                  </w:pPr>
+                  <w:r>
+                    <w:rPr>
+                      <w:rFonts w:ascii="Arial" w:cs="Arial" w:eastAsia="Arial" w:hAnsi="Arial"/>
+                      <w:color w:val="5A6B85"/>
+                      <w:sz w:val="21"/>
+                      <w:szCs w:val="21"/>
+                    </w:rPr>
+                    <w:t xml:space="preserve"/>
+                  </w:r>
+                </w:p>
+              </w:tc>
+            </w:tr>
+            <w:tr>
+              <w:trPr>
+                <w:cantSplit/>
+                <w:trHeight w:val="460" w:hRule="exact"/>
+              </w:trPr>
+              <w:tc>
+                <w:tcPr>
+                  <w:tcW w:type="dxa" w:w="10026"/>
+                  <w:tcBorders>
+                    <w:top w:val="none" w:color="FFFFFF" w:sz="0"/>
+                    <w:left w:val="none" w:color="FFFFFF" w:sz="0"/>
+                    <w:bottom w:val="dotted" w:color="9AA8BC" w:sz="6"/>
+                    <w:right w:val="none" w:color="FFFFFF" w:sz="0"/>
+                  </w:tcBorders>
+                  <w:tcMar>
+                    <w:left w:type="dxa" w:w="0"/>
+                    <w:bottom w:type="dxa" w:w="20"/>
+                    <w:right w:type="dxa" w:w="0"/>
+                  </w:tcMar>
+                  <w:vAlign w:val="bottom"/>
+                </w:tcPr>
+                <w:p>
+                  <w:pPr>
+                    <w:spacing w:after="0" w:before="0"/>
+                  </w:pPr>
+                  <w:r>
+                    <w:rPr>
+                      <w:rFonts w:ascii="Arial" w:cs="Arial" w:eastAsia="Arial" w:hAnsi="Arial"/>
+                      <w:color w:val="5A6B85"/>
+                      <w:sz w:val="21"/>
+                      <w:szCs w:val="21"/>
+                    </w:rPr>
+                    <w:t xml:space="preserve"/>
+                  </w:r>
+                </w:p>
+              </w:tc>
+            </w:tr>
+          </w:tbl>
+          <w:p>
+            <w:pPr>
+              <w:keepNext/>
+              <w:spacing w:after="60" w:before="120"/>
+            </w:pPr>
+            <w:r>
+              <w:rPr>
+                <w:rFonts w:ascii="Arial" w:cs="Arial" w:eastAsia="Arial" w:hAnsi="Arial"/>
+                <w:b/>
+                <w:bCs/>
+                <w:sz w:val="21"/>
+                <w:szCs w:val="21"/>
+              </w:rPr>
+              <w:t xml:space="preserve">Why does adding one character make such a difference?</w:t>
+            </w:r>
+          </w:p>
+          <w:tbl>
+            <w:tblPr>
+              <w:tblW w:type="dxa" w:w="10026"/>
+              <w:tblBorders>
+                <w:top w:val="single" w:color="auto" w:sz="4"/>
+                <w:left w:val="single" w:color="auto" w:sz="4"/>
+                <w:bottom w:val="single" w:color="auto" w:sz="4"/>
+                <w:right w:val="single" w:color="auto" w:sz="4"/>
+                <w:insideH w:val="single" w:color="auto" w:sz="4"/>
+                <w:insideV w:val="single" w:color="auto" w:sz="4"/>
+              </w:tblBorders>
+            </w:tblPr>
+            <w:tblGrid>
+              <w:gridCol w:w="10026"/>
+            </w:tblGrid>
+            <w:tr>
+              <w:trPr>
+                <w:cantSplit/>
+                <w:trHeight w:val="460" w:hRule="exact"/>
+              </w:trPr>
+              <w:tc>
+                <w:tcPr>
+                  <w:tcW w:type="dxa" w:w="10026"/>
+                  <w:tcBorders>
+                    <w:top w:val="none" w:color="FFFFFF" w:sz="0"/>
+                    <w:left w:val="none" w:color="FFFFFF" w:sz="0"/>
+                    <w:bottom w:val="dotted" w:color="9AA8BC" w:sz="6"/>
+                    <w:right w:val="none" w:color="FFFFFF" w:sz="0"/>
+                  </w:tcBorders>
+                  <w:tcMar>
+                    <w:left w:type="dxa" w:w="0"/>
+                    <w:bottom w:type="dxa" w:w="20"/>
+                    <w:right w:type="dxa" w:w="0"/>
+                  </w:tcMar>
+                  <w:vAlign w:val="bottom"/>
+                </w:tcPr>
+                <w:p>
+                  <w:pPr>
+                    <w:spacing w:after="0" w:before="0"/>
+                  </w:pPr>
+                  <w:r>
+                    <w:rPr>
+                      <w:rFonts w:ascii="Arial" w:cs="Arial" w:eastAsia="Arial" w:hAnsi="Arial"/>
+                      <w:color w:val="5A6B85"/>
+                      <w:sz w:val="21"/>
+                      <w:szCs w:val="21"/>
+                    </w:rPr>
+                    <w:t xml:space="preserve"/>
+                  </w:r>
+                </w:p>
+              </w:tc>
+            </w:tr>
+            <w:tr>
+              <w:trPr>
+                <w:cantSplit/>
+                <w:trHeight w:val="460" w:hRule="exact"/>
+              </w:trPr>
+              <w:tc>
+                <w:tcPr>
+                  <w:tcW w:type="dxa" w:w="10026"/>
+                  <w:tcBorders>
+                    <w:top w:val="none" w:color="FFFFFF" w:sz="0"/>
+                    <w:left w:val="none" w:color="FFFFFF" w:sz="0"/>
+                    <w:bottom w:val="dotted" w:color="9AA8BC" w:sz="6"/>
+                    <w:right w:val="none" w:color="FFFFFF" w:sz="0"/>
+                  </w:tcBorders>
+                  <w:tcMar>
+                    <w:left w:type="dxa" w:w="0"/>
+                    <w:bottom w:type="dxa" w:w="20"/>
+                    <w:right w:type="dxa" w:w="0"/>
+                  </w:tcMar>
+                  <w:vAlign w:val="bottom"/>
+                </w:tcPr>
+                <w:p>
+                  <w:pPr>
+                    <w:spacing w:after="0" w:before="0"/>
+                  </w:pPr>
+                  <w:r>
+                    <w:rPr>
+                      <w:rFonts w:ascii="Arial" w:cs="Arial" w:eastAsia="Arial" w:hAnsi="Arial"/>
+                      <w:color w:val="5A6B85"/>
+                      <w:sz w:val="21"/>
+                      <w:szCs w:val="21"/>
+                    </w:rPr>
+                    <w:t xml:space="preserve"/>
+                  </w:r>
+                </w:p>
+              </w:tc>
+            </w:tr>
+          </w:tbl>
           <w:p/>
         </w:tc>
       </w:tr>
@@ -2062,6 +2698,218 @@
                 <w:szCs w:val="21"/>
               </w:rPr>
               <w:t xml:space="preserve">Write three rules for a school password policy, and explain each.</w:t>
+            </w:r>
+          </w:p>
+          <w:tbl>
+            <w:tblPr>
+              <w:tblW w:type="dxa" w:w="10026"/>
+              <w:tblBorders>
+                <w:top w:val="single" w:color="auto" w:sz="4"/>
+                <w:left w:val="single" w:color="auto" w:sz="4"/>
+                <w:bottom w:val="single" w:color="auto" w:sz="4"/>
+                <w:right w:val="single" w:color="auto" w:sz="4"/>
+                <w:insideH w:val="single" w:color="auto" w:sz="4"/>
+                <w:insideV w:val="single" w:color="auto" w:sz="4"/>
+              </w:tblBorders>
+            </w:tblPr>
+            <w:tblGrid>
+              <w:gridCol w:w="10026"/>
+            </w:tblGrid>
+            <w:tr>
+              <w:trPr>
+                <w:cantSplit/>
+                <w:trHeight w:val="460" w:hRule="exact"/>
+              </w:trPr>
+              <w:tc>
+                <w:tcPr>
+                  <w:tcW w:type="dxa" w:w="10026"/>
+                  <w:tcBorders>
+                    <w:top w:val="none" w:color="FFFFFF" w:sz="0"/>
+                    <w:left w:val="none" w:color="FFFFFF" w:sz="0"/>
+                    <w:bottom w:val="dotted" w:color="9AA8BC" w:sz="6"/>
+                    <w:right w:val="none" w:color="FFFFFF" w:sz="0"/>
+                  </w:tcBorders>
+                  <w:tcMar>
+                    <w:left w:type="dxa" w:w="0"/>
+                    <w:bottom w:type="dxa" w:w="20"/>
+                    <w:right w:type="dxa" w:w="0"/>
+                  </w:tcMar>
+                  <w:vAlign w:val="bottom"/>
+                </w:tcPr>
+                <w:p>
+                  <w:pPr>
+                    <w:spacing w:after="0" w:before="0"/>
+                  </w:pPr>
+                  <w:r>
+                    <w:rPr>
+                      <w:rFonts w:ascii="Arial" w:cs="Arial" w:eastAsia="Arial" w:hAnsi="Arial"/>
+                      <w:color w:val="5A6B85"/>
+                      <w:sz w:val="21"/>
+                      <w:szCs w:val="21"/>
+                    </w:rPr>
+                    <w:t xml:space="preserve"/>
+                  </w:r>
+                </w:p>
+              </w:tc>
+            </w:tr>
+            <w:tr>
+              <w:trPr>
+                <w:cantSplit/>
+                <w:trHeight w:val="460" w:hRule="exact"/>
+              </w:trPr>
+              <w:tc>
+                <w:tcPr>
+                  <w:tcW w:type="dxa" w:w="10026"/>
+                  <w:tcBorders>
+                    <w:top w:val="none" w:color="FFFFFF" w:sz="0"/>
+                    <w:left w:val="none" w:color="FFFFFF" w:sz="0"/>
+                    <w:bottom w:val="dotted" w:color="9AA8BC" w:sz="6"/>
+                    <w:right w:val="none" w:color="FFFFFF" w:sz="0"/>
+                  </w:tcBorders>
+                  <w:tcMar>
+                    <w:left w:type="dxa" w:w="0"/>
+                    <w:bottom w:type="dxa" w:w="20"/>
+                    <w:right w:type="dxa" w:w="0"/>
+                  </w:tcMar>
+                  <w:vAlign w:val="bottom"/>
+                </w:tcPr>
+                <w:p>
+                  <w:pPr>
+                    <w:spacing w:after="0" w:before="0"/>
+                  </w:pPr>
+                  <w:r>
+                    <w:rPr>
+                      <w:rFonts w:ascii="Arial" w:cs="Arial" w:eastAsia="Arial" w:hAnsi="Arial"/>
+                      <w:color w:val="5A6B85"/>
+                      <w:sz w:val="21"/>
+                      <w:szCs w:val="21"/>
+                    </w:rPr>
+                    <w:t xml:space="preserve"/>
+                  </w:r>
+                </w:p>
+              </w:tc>
+            </w:tr>
+          </w:tbl>
+          <w:p>
+            <w:pPr>
+              <w:keepNext/>
+              <w:spacing w:after="60" w:before="120"/>
+            </w:pPr>
+            <w:r>
+              <w:rPr>
+                <w:rFonts w:ascii="Arial" w:cs="Arial" w:eastAsia="Arial" w:hAnsi="Arial"/>
+                <w:b/>
+                <w:bCs/>
+                <w:sz w:val="21"/>
+                <w:szCs w:val="21"/>
+              </w:rPr>
+              <w:t xml:space="preserve">Which of these belong in a strong password policy? Select all that apply.</w:t>
+            </w:r>
+          </w:p>
+          <w:tbl>
+            <w:tblPr>
+              <w:tblW w:type="dxa" w:w="10026"/>
+              <w:tblBorders>
+                <w:top w:val="single" w:color="auto" w:sz="4"/>
+                <w:left w:val="single" w:color="auto" w:sz="4"/>
+                <w:bottom w:val="single" w:color="auto" w:sz="4"/>
+                <w:right w:val="single" w:color="auto" w:sz="4"/>
+                <w:insideH w:val="single" w:color="auto" w:sz="4"/>
+                <w:insideV w:val="single" w:color="auto" w:sz="4"/>
+              </w:tblBorders>
+            </w:tblPr>
+            <w:tblGrid>
+              <w:gridCol w:w="10026"/>
+            </w:tblGrid>
+            <w:tr>
+              <w:trPr>
+                <w:cantSplit/>
+                <w:trHeight w:val="460" w:hRule="exact"/>
+              </w:trPr>
+              <w:tc>
+                <w:tcPr>
+                  <w:tcW w:type="dxa" w:w="10026"/>
+                  <w:tcBorders>
+                    <w:top w:val="none" w:color="FFFFFF" w:sz="0"/>
+                    <w:left w:val="none" w:color="FFFFFF" w:sz="0"/>
+                    <w:bottom w:val="dotted" w:color="9AA8BC" w:sz="6"/>
+                    <w:right w:val="none" w:color="FFFFFF" w:sz="0"/>
+                  </w:tcBorders>
+                  <w:tcMar>
+                    <w:left w:type="dxa" w:w="0"/>
+                    <w:bottom w:type="dxa" w:w="20"/>
+                    <w:right w:type="dxa" w:w="0"/>
+                  </w:tcMar>
+                  <w:vAlign w:val="bottom"/>
+                </w:tcPr>
+                <w:p>
+                  <w:pPr>
+                    <w:spacing w:after="0" w:before="0"/>
+                  </w:pPr>
+                  <w:r>
+                    <w:rPr>
+                      <w:rFonts w:ascii="Arial" w:cs="Arial" w:eastAsia="Arial" w:hAnsi="Arial"/>
+                      <w:color w:val="5A6B85"/>
+                      <w:sz w:val="21"/>
+                      <w:szCs w:val="21"/>
+                    </w:rPr>
+                    <w:t xml:space="preserve"/>
+                  </w:r>
+                </w:p>
+              </w:tc>
+            </w:tr>
+            <w:tr>
+              <w:trPr>
+                <w:cantSplit/>
+                <w:trHeight w:val="460" w:hRule="exact"/>
+              </w:trPr>
+              <w:tc>
+                <w:tcPr>
+                  <w:tcW w:type="dxa" w:w="10026"/>
+                  <w:tcBorders>
+                    <w:top w:val="none" w:color="FFFFFF" w:sz="0"/>
+                    <w:left w:val="none" w:color="FFFFFF" w:sz="0"/>
+                    <w:bottom w:val="dotted" w:color="9AA8BC" w:sz="6"/>
+                    <w:right w:val="none" w:color="FFFFFF" w:sz="0"/>
+                  </w:tcBorders>
+                  <w:tcMar>
+                    <w:left w:type="dxa" w:w="0"/>
+                    <w:bottom w:type="dxa" w:w="20"/>
+                    <w:right w:type="dxa" w:w="0"/>
+                  </w:tcMar>
+                  <w:vAlign w:val="bottom"/>
+                </w:tcPr>
+                <w:p>
+                  <w:pPr>
+                    <w:spacing w:after="0" w:before="0"/>
+                  </w:pPr>
+                  <w:r>
+                    <w:rPr>
+                      <w:rFonts w:ascii="Arial" w:cs="Arial" w:eastAsia="Arial" w:hAnsi="Arial"/>
+                      <w:color w:val="5A6B85"/>
+                      <w:sz w:val="21"/>
+                      <w:szCs w:val="21"/>
+                    </w:rPr>
+                    <w:t xml:space="preserve"/>
+                  </w:r>
+                </w:p>
+              </w:tc>
+            </w:tr>
+          </w:tbl>
+          <w:p>
+            <w:pPr>
+              <w:keepNext/>
+              <w:spacing w:after="60" w:before="120"/>
+            </w:pPr>
+            <w:r>
+              <w:rPr>
+                <w:rFonts w:ascii="Arial" w:cs="Arial" w:eastAsia="Arial" w:hAnsi="Arial"/>
+                <w:b/>
+                <w:bCs/>
+                <w:sz w:val="21"/>
+                <w:szCs w:val="21"/>
+              </w:rPr>
+              <w:t xml:space="preserve">Why do experts recommend a password manager?</w:t>
             </w:r>
           </w:p>
           <w:tbl>
@@ -2437,6 +3285,218 @@
               </w:tc>
             </w:tr>
           </w:tbl>
+          <w:p>
+            <w:pPr>
+              <w:keepNext/>
+              <w:spacing w:after="60" w:before="120"/>
+            </w:pPr>
+            <w:r>
+              <w:rPr>
+                <w:rFonts w:ascii="Arial" w:cs="Arial" w:eastAsia="Arial" w:hAnsi="Arial"/>
+                <w:b/>
+                <w:bCs/>
+                <w:sz w:val="21"/>
+                <w:szCs w:val="21"/>
+              </w:rPr>
+              <w:t xml:space="preserve">How does an account lockout stop brute force?</w:t>
+            </w:r>
+          </w:p>
+          <w:tbl>
+            <w:tblPr>
+              <w:tblW w:type="dxa" w:w="10026"/>
+              <w:tblBorders>
+                <w:top w:val="single" w:color="auto" w:sz="4"/>
+                <w:left w:val="single" w:color="auto" w:sz="4"/>
+                <w:bottom w:val="single" w:color="auto" w:sz="4"/>
+                <w:right w:val="single" w:color="auto" w:sz="4"/>
+                <w:insideH w:val="single" w:color="auto" w:sz="4"/>
+                <w:insideV w:val="single" w:color="auto" w:sz="4"/>
+              </w:tblBorders>
+            </w:tblPr>
+            <w:tblGrid>
+              <w:gridCol w:w="10026"/>
+            </w:tblGrid>
+            <w:tr>
+              <w:trPr>
+                <w:cantSplit/>
+                <w:trHeight w:val="460" w:hRule="exact"/>
+              </w:trPr>
+              <w:tc>
+                <w:tcPr>
+                  <w:tcW w:type="dxa" w:w="10026"/>
+                  <w:tcBorders>
+                    <w:top w:val="none" w:color="FFFFFF" w:sz="0"/>
+                    <w:left w:val="none" w:color="FFFFFF" w:sz="0"/>
+                    <w:bottom w:val="dotted" w:color="9AA8BC" w:sz="6"/>
+                    <w:right w:val="none" w:color="FFFFFF" w:sz="0"/>
+                  </w:tcBorders>
+                  <w:tcMar>
+                    <w:left w:type="dxa" w:w="0"/>
+                    <w:bottom w:type="dxa" w:w="20"/>
+                    <w:right w:type="dxa" w:w="0"/>
+                  </w:tcMar>
+                  <w:vAlign w:val="bottom"/>
+                </w:tcPr>
+                <w:p>
+                  <w:pPr>
+                    <w:spacing w:after="0" w:before="0"/>
+                  </w:pPr>
+                  <w:r>
+                    <w:rPr>
+                      <w:rFonts w:ascii="Arial" w:cs="Arial" w:eastAsia="Arial" w:hAnsi="Arial"/>
+                      <w:color w:val="5A6B85"/>
+                      <w:sz w:val="21"/>
+                      <w:szCs w:val="21"/>
+                    </w:rPr>
+                    <w:t xml:space="preserve"/>
+                  </w:r>
+                </w:p>
+              </w:tc>
+            </w:tr>
+            <w:tr>
+              <w:trPr>
+                <w:cantSplit/>
+                <w:trHeight w:val="460" w:hRule="exact"/>
+              </w:trPr>
+              <w:tc>
+                <w:tcPr>
+                  <w:tcW w:type="dxa" w:w="10026"/>
+                  <w:tcBorders>
+                    <w:top w:val="none" w:color="FFFFFF" w:sz="0"/>
+                    <w:left w:val="none" w:color="FFFFFF" w:sz="0"/>
+                    <w:bottom w:val="dotted" w:color="9AA8BC" w:sz="6"/>
+                    <w:right w:val="none" w:color="FFFFFF" w:sz="0"/>
+                  </w:tcBorders>
+                  <w:tcMar>
+                    <w:left w:type="dxa" w:w="0"/>
+                    <w:bottom w:type="dxa" w:w="20"/>
+                    <w:right w:type="dxa" w:w="0"/>
+                  </w:tcMar>
+                  <w:vAlign w:val="bottom"/>
+                </w:tcPr>
+                <w:p>
+                  <w:pPr>
+                    <w:spacing w:after="0" w:before="0"/>
+                  </w:pPr>
+                  <w:r>
+                    <w:rPr>
+                      <w:rFonts w:ascii="Arial" w:cs="Arial" w:eastAsia="Arial" w:hAnsi="Arial"/>
+                      <w:color w:val="5A6B85"/>
+                      <w:sz w:val="21"/>
+                      <w:szCs w:val="21"/>
+                    </w:rPr>
+                    <w:t xml:space="preserve"/>
+                  </w:r>
+                </w:p>
+              </w:tc>
+            </w:tr>
+          </w:tbl>
+          <w:p>
+            <w:pPr>
+              <w:keepNext/>
+              <w:spacing w:after="60" w:before="120"/>
+            </w:pPr>
+            <w:r>
+              <w:rPr>
+                <w:rFonts w:ascii="Arial" w:cs="Arial" w:eastAsia="Arial" w:hAnsi="Arial"/>
+                <w:b/>
+                <w:bCs/>
+                <w:sz w:val="21"/>
+                <w:szCs w:val="21"/>
+              </w:rPr>
+              <w:t xml:space="preserve">Why does two-factor authentication help even if a password is guessed?</w:t>
+            </w:r>
+          </w:p>
+          <w:tbl>
+            <w:tblPr>
+              <w:tblW w:type="dxa" w:w="10026"/>
+              <w:tblBorders>
+                <w:top w:val="single" w:color="auto" w:sz="4"/>
+                <w:left w:val="single" w:color="auto" w:sz="4"/>
+                <w:bottom w:val="single" w:color="auto" w:sz="4"/>
+                <w:right w:val="single" w:color="auto" w:sz="4"/>
+                <w:insideH w:val="single" w:color="auto" w:sz="4"/>
+                <w:insideV w:val="single" w:color="auto" w:sz="4"/>
+              </w:tblBorders>
+            </w:tblPr>
+            <w:tblGrid>
+              <w:gridCol w:w="10026"/>
+            </w:tblGrid>
+            <w:tr>
+              <w:trPr>
+                <w:cantSplit/>
+                <w:trHeight w:val="460" w:hRule="exact"/>
+              </w:trPr>
+              <w:tc>
+                <w:tcPr>
+                  <w:tcW w:type="dxa" w:w="10026"/>
+                  <w:tcBorders>
+                    <w:top w:val="none" w:color="FFFFFF" w:sz="0"/>
+                    <w:left w:val="none" w:color="FFFFFF" w:sz="0"/>
+                    <w:bottom w:val="dotted" w:color="9AA8BC" w:sz="6"/>
+                    <w:right w:val="none" w:color="FFFFFF" w:sz="0"/>
+                  </w:tcBorders>
+                  <w:tcMar>
+                    <w:left w:type="dxa" w:w="0"/>
+                    <w:bottom w:type="dxa" w:w="20"/>
+                    <w:right w:type="dxa" w:w="0"/>
+                  </w:tcMar>
+                  <w:vAlign w:val="bottom"/>
+                </w:tcPr>
+                <w:p>
+                  <w:pPr>
+                    <w:spacing w:after="0" w:before="0"/>
+                  </w:pPr>
+                  <w:r>
+                    <w:rPr>
+                      <w:rFonts w:ascii="Arial" w:cs="Arial" w:eastAsia="Arial" w:hAnsi="Arial"/>
+                      <w:color w:val="5A6B85"/>
+                      <w:sz w:val="21"/>
+                      <w:szCs w:val="21"/>
+                    </w:rPr>
+                    <w:t xml:space="preserve"/>
+                  </w:r>
+                </w:p>
+              </w:tc>
+            </w:tr>
+            <w:tr>
+              <w:trPr>
+                <w:cantSplit/>
+                <w:trHeight w:val="460" w:hRule="exact"/>
+              </w:trPr>
+              <w:tc>
+                <w:tcPr>
+                  <w:tcW w:type="dxa" w:w="10026"/>
+                  <w:tcBorders>
+                    <w:top w:val="none" w:color="FFFFFF" w:sz="0"/>
+                    <w:left w:val="none" w:color="FFFFFF" w:sz="0"/>
+                    <w:bottom w:val="dotted" w:color="9AA8BC" w:sz="6"/>
+                    <w:right w:val="none" w:color="FFFFFF" w:sz="0"/>
+                  </w:tcBorders>
+                  <w:tcMar>
+                    <w:left w:type="dxa" w:w="0"/>
+                    <w:bottom w:type="dxa" w:w="20"/>
+                    <w:right w:type="dxa" w:w="0"/>
+                  </w:tcMar>
+                  <w:vAlign w:val="bottom"/>
+                </w:tcPr>
+                <w:p>
+                  <w:pPr>
+                    <w:spacing w:after="0" w:before="0"/>
+                  </w:pPr>
+                  <w:r>
+                    <w:rPr>
+                      <w:rFonts w:ascii="Arial" w:cs="Arial" w:eastAsia="Arial" w:hAnsi="Arial"/>
+                      <w:color w:val="5A6B85"/>
+                      <w:sz w:val="21"/>
+                      <w:szCs w:val="21"/>
+                    </w:rPr>
+                    <w:t xml:space="preserve"/>
+                  </w:r>
+                </w:p>
+              </w:tc>
+            </w:tr>
+          </w:tbl>
           <w:p/>
         </w:tc>
       </w:tr>
@@ -2628,6 +3688,218 @@
                 <w:szCs w:val="21"/>
               </w:rPr>
               <w:t xml:space="preserve">Why is it serious if a website stores passwords as plain text?</w:t>
+            </w:r>
+          </w:p>
+          <w:tbl>
+            <w:tblPr>
+              <w:tblW w:type="dxa" w:w="10026"/>
+              <w:tblBorders>
+                <w:top w:val="single" w:color="auto" w:sz="4"/>
+                <w:left w:val="single" w:color="auto" w:sz="4"/>
+                <w:bottom w:val="single" w:color="auto" w:sz="4"/>
+                <w:right w:val="single" w:color="auto" w:sz="4"/>
+                <w:insideH w:val="single" w:color="auto" w:sz="4"/>
+                <w:insideV w:val="single" w:color="auto" w:sz="4"/>
+              </w:tblBorders>
+            </w:tblPr>
+            <w:tblGrid>
+              <w:gridCol w:w="10026"/>
+            </w:tblGrid>
+            <w:tr>
+              <w:trPr>
+                <w:cantSplit/>
+                <w:trHeight w:val="460" w:hRule="exact"/>
+              </w:trPr>
+              <w:tc>
+                <w:tcPr>
+                  <w:tcW w:type="dxa" w:w="10026"/>
+                  <w:tcBorders>
+                    <w:top w:val="none" w:color="FFFFFF" w:sz="0"/>
+                    <w:left w:val="none" w:color="FFFFFF" w:sz="0"/>
+                    <w:bottom w:val="dotted" w:color="9AA8BC" w:sz="6"/>
+                    <w:right w:val="none" w:color="FFFFFF" w:sz="0"/>
+                  </w:tcBorders>
+                  <w:tcMar>
+                    <w:left w:type="dxa" w:w="0"/>
+                    <w:bottom w:type="dxa" w:w="20"/>
+                    <w:right w:type="dxa" w:w="0"/>
+                  </w:tcMar>
+                  <w:vAlign w:val="bottom"/>
+                </w:tcPr>
+                <w:p>
+                  <w:pPr>
+                    <w:spacing w:after="0" w:before="0"/>
+                  </w:pPr>
+                  <w:r>
+                    <w:rPr>
+                      <w:rFonts w:ascii="Arial" w:cs="Arial" w:eastAsia="Arial" w:hAnsi="Arial"/>
+                      <w:color w:val="5A6B85"/>
+                      <w:sz w:val="21"/>
+                      <w:szCs w:val="21"/>
+                    </w:rPr>
+                    <w:t xml:space="preserve"/>
+                  </w:r>
+                </w:p>
+              </w:tc>
+            </w:tr>
+            <w:tr>
+              <w:trPr>
+                <w:cantSplit/>
+                <w:trHeight w:val="460" w:hRule="exact"/>
+              </w:trPr>
+              <w:tc>
+                <w:tcPr>
+                  <w:tcW w:type="dxa" w:w="10026"/>
+                  <w:tcBorders>
+                    <w:top w:val="none" w:color="FFFFFF" w:sz="0"/>
+                    <w:left w:val="none" w:color="FFFFFF" w:sz="0"/>
+                    <w:bottom w:val="dotted" w:color="9AA8BC" w:sz="6"/>
+                    <w:right w:val="none" w:color="FFFFFF" w:sz="0"/>
+                  </w:tcBorders>
+                  <w:tcMar>
+                    <w:left w:type="dxa" w:w="0"/>
+                    <w:bottom w:type="dxa" w:w="20"/>
+                    <w:right w:type="dxa" w:w="0"/>
+                  </w:tcMar>
+                  <w:vAlign w:val="bottom"/>
+                </w:tcPr>
+                <w:p>
+                  <w:pPr>
+                    <w:spacing w:after="0" w:before="0"/>
+                  </w:pPr>
+                  <w:r>
+                    <w:rPr>
+                      <w:rFonts w:ascii="Arial" w:cs="Arial" w:eastAsia="Arial" w:hAnsi="Arial"/>
+                      <w:color w:val="5A6B85"/>
+                      <w:sz w:val="21"/>
+                      <w:szCs w:val="21"/>
+                    </w:rPr>
+                    <w:t xml:space="preserve"/>
+                  </w:r>
+                </w:p>
+              </w:tc>
+            </w:tr>
+          </w:tbl>
+          <w:p>
+            <w:pPr>
+              <w:keepNext/>
+              <w:spacing w:after="60" w:before="120"/>
+            </w:pPr>
+            <w:r>
+              <w:rPr>
+                <w:rFonts w:ascii="Arial" w:cs="Arial" w:eastAsia="Arial" w:hAnsi="Arial"/>
+                <w:b/>
+                <w:bCs/>
+                <w:sz w:val="21"/>
+                <w:szCs w:val="21"/>
+              </w:rPr>
+              <w:t xml:space="preserve">What should a website store instead of your password?</w:t>
+            </w:r>
+          </w:p>
+          <w:tbl>
+            <w:tblPr>
+              <w:tblW w:type="dxa" w:w="10026"/>
+              <w:tblBorders>
+                <w:top w:val="single" w:color="auto" w:sz="4"/>
+                <w:left w:val="single" w:color="auto" w:sz="4"/>
+                <w:bottom w:val="single" w:color="auto" w:sz="4"/>
+                <w:right w:val="single" w:color="auto" w:sz="4"/>
+                <w:insideH w:val="single" w:color="auto" w:sz="4"/>
+                <w:insideV w:val="single" w:color="auto" w:sz="4"/>
+              </w:tblBorders>
+            </w:tblPr>
+            <w:tblGrid>
+              <w:gridCol w:w="10026"/>
+            </w:tblGrid>
+            <w:tr>
+              <w:trPr>
+                <w:cantSplit/>
+                <w:trHeight w:val="460" w:hRule="exact"/>
+              </w:trPr>
+              <w:tc>
+                <w:tcPr>
+                  <w:tcW w:type="dxa" w:w="10026"/>
+                  <w:tcBorders>
+                    <w:top w:val="none" w:color="FFFFFF" w:sz="0"/>
+                    <w:left w:val="none" w:color="FFFFFF" w:sz="0"/>
+                    <w:bottom w:val="dotted" w:color="9AA8BC" w:sz="6"/>
+                    <w:right w:val="none" w:color="FFFFFF" w:sz="0"/>
+                  </w:tcBorders>
+                  <w:tcMar>
+                    <w:left w:type="dxa" w:w="0"/>
+                    <w:bottom w:type="dxa" w:w="20"/>
+                    <w:right w:type="dxa" w:w="0"/>
+                  </w:tcMar>
+                  <w:vAlign w:val="bottom"/>
+                </w:tcPr>
+                <w:p>
+                  <w:pPr>
+                    <w:spacing w:after="0" w:before="0"/>
+                  </w:pPr>
+                  <w:r>
+                    <w:rPr>
+                      <w:rFonts w:ascii="Arial" w:cs="Arial" w:eastAsia="Arial" w:hAnsi="Arial"/>
+                      <w:color w:val="5A6B85"/>
+                      <w:sz w:val="21"/>
+                      <w:szCs w:val="21"/>
+                    </w:rPr>
+                    <w:t xml:space="preserve"/>
+                  </w:r>
+                </w:p>
+              </w:tc>
+            </w:tr>
+            <w:tr>
+              <w:trPr>
+                <w:cantSplit/>
+                <w:trHeight w:val="460" w:hRule="exact"/>
+              </w:trPr>
+              <w:tc>
+                <w:tcPr>
+                  <w:tcW w:type="dxa" w:w="10026"/>
+                  <w:tcBorders>
+                    <w:top w:val="none" w:color="FFFFFF" w:sz="0"/>
+                    <w:left w:val="none" w:color="FFFFFF" w:sz="0"/>
+                    <w:bottom w:val="dotted" w:color="9AA8BC" w:sz="6"/>
+                    <w:right w:val="none" w:color="FFFFFF" w:sz="0"/>
+                  </w:tcBorders>
+                  <w:tcMar>
+                    <w:left w:type="dxa" w:w="0"/>
+                    <w:bottom w:type="dxa" w:w="20"/>
+                    <w:right w:type="dxa" w:w="0"/>
+                  </w:tcMar>
+                  <w:vAlign w:val="bottom"/>
+                </w:tcPr>
+                <w:p>
+                  <w:pPr>
+                    <w:spacing w:after="0" w:before="0"/>
+                  </w:pPr>
+                  <w:r>
+                    <w:rPr>
+                      <w:rFonts w:ascii="Arial" w:cs="Arial" w:eastAsia="Arial" w:hAnsi="Arial"/>
+                      <w:color w:val="5A6B85"/>
+                      <w:sz w:val="21"/>
+                      <w:szCs w:val="21"/>
+                    </w:rPr>
+                    <w:t xml:space="preserve"/>
+                  </w:r>
+                </w:p>
+              </w:tc>
+            </w:tr>
+          </w:tbl>
+          <w:p>
+            <w:pPr>
+              <w:keepNext/>
+              <w:spacing w:after="60" w:before="120"/>
+            </w:pPr>
+            <w:r>
+              <w:rPr>
+                <w:rFonts w:ascii="Arial" w:cs="Arial" w:eastAsia="Arial" w:hAnsi="Arial"/>
+                <w:b/>
+                <w:bCs/>
+                <w:sz w:val="21"/>
+                <w:szCs w:val="21"/>
+              </w:rPr>
+              <w:t xml:space="preserve">Why is hashing described as one-way?</w:t>
             </w:r>
           </w:p>
           <w:tbl>
@@ -3751,7 +5023,7 @@
                 <w:sz w:val="21"/>
                 <w:szCs w:val="21"/>
               </w:rPr>
-              <w:t xml:space="preserve">a)  Describe what is meant by a brute-force attack.  </w:t>
+              <w:t xml:space="preserve">a)  Describe how a brute-force attack works.  </w:t>
             </w:r>
             <w:r>
               <w:rPr>
@@ -3866,7 +5138,7 @@
                 <w:sz w:val="21"/>
                 <w:szCs w:val="21"/>
               </w:rPr>
-              <w:t xml:space="preserve">b)  Explain two ways a website can protect user accounts against brute-force attacks.  </w:t>
+              <w:t xml:space="preserve">b)  Explain two measures a website can use to make brute-force attacks impractical.  </w:t>
             </w:r>
             <w:r>
               <w:rPr>
@@ -3930,6 +5202,158 @@
                 </w:p>
               </w:tc>
             </w:tr>
+            <w:tr>
+              <w:trPr>
+                <w:cantSplit/>
+                <w:trHeight w:val="460" w:hRule="exact"/>
+              </w:trPr>
+              <w:tc>
+                <w:tcPr>
+                  <w:tcW w:type="dxa" w:w="10026"/>
+                  <w:tcBorders>
+                    <w:top w:val="none" w:color="FFFFFF" w:sz="0"/>
+                    <w:left w:val="none" w:color="FFFFFF" w:sz="0"/>
+                    <w:bottom w:val="dotted" w:color="9AA8BC" w:sz="6"/>
+                    <w:right w:val="none" w:color="FFFFFF" w:sz="0"/>
+                  </w:tcBorders>
+                  <w:tcMar>
+                    <w:left w:type="dxa" w:w="0"/>
+                    <w:bottom w:type="dxa" w:w="20"/>
+                    <w:right w:type="dxa" w:w="0"/>
+                  </w:tcMar>
+                  <w:vAlign w:val="bottom"/>
+                </w:tcPr>
+                <w:p>
+                  <w:pPr>
+                    <w:spacing w:after="0" w:before="0"/>
+                  </w:pPr>
+                  <w:r>
+                    <w:rPr>
+                      <w:rFonts w:ascii="Arial" w:cs="Arial" w:eastAsia="Arial" w:hAnsi="Arial"/>
+                      <w:color w:val="5A6B85"/>
+                      <w:sz w:val="21"/>
+                      <w:szCs w:val="21"/>
+                    </w:rPr>
+                    <w:t xml:space="preserve"/>
+                  </w:r>
+                </w:p>
+              </w:tc>
+            </w:tr>
+            <w:tr>
+              <w:trPr>
+                <w:cantSplit/>
+                <w:trHeight w:val="460" w:hRule="exact"/>
+              </w:trPr>
+              <w:tc>
+                <w:tcPr>
+                  <w:tcW w:type="dxa" w:w="10026"/>
+                  <w:tcBorders>
+                    <w:top w:val="none" w:color="FFFFFF" w:sz="0"/>
+                    <w:left w:val="none" w:color="FFFFFF" w:sz="0"/>
+                    <w:bottom w:val="dotted" w:color="9AA8BC" w:sz="6"/>
+                    <w:right w:val="none" w:color="FFFFFF" w:sz="0"/>
+                  </w:tcBorders>
+                  <w:tcMar>
+                    <w:left w:type="dxa" w:w="0"/>
+                    <w:bottom w:type="dxa" w:w="20"/>
+                    <w:right w:type="dxa" w:w="0"/>
+                  </w:tcMar>
+                  <w:vAlign w:val="bottom"/>
+                </w:tcPr>
+                <w:p>
+                  <w:pPr>
+                    <w:spacing w:after="0" w:before="0"/>
+                  </w:pPr>
+                  <w:r>
+                    <w:rPr>
+                      <w:rFonts w:ascii="Arial" w:cs="Arial" w:eastAsia="Arial" w:hAnsi="Arial"/>
+                      <w:color w:val="5A6B85"/>
+                      <w:sz w:val="21"/>
+                      <w:szCs w:val="21"/>
+                    </w:rPr>
+                    <w:t xml:space="preserve"/>
+                  </w:r>
+                </w:p>
+              </w:tc>
+            </w:tr>
+            <w:tr>
+              <w:trPr>
+                <w:cantSplit/>
+                <w:trHeight w:val="460" w:hRule="exact"/>
+              </w:trPr>
+              <w:tc>
+                <w:tcPr>
+                  <w:tcW w:type="dxa" w:w="10026"/>
+                  <w:tcBorders>
+                    <w:top w:val="none" w:color="FFFFFF" w:sz="0"/>
+                    <w:left w:val="none" w:color="FFFFFF" w:sz="0"/>
+                    <w:bottom w:val="dotted" w:color="9AA8BC" w:sz="6"/>
+                    <w:right w:val="none" w:color="FFFFFF" w:sz="0"/>
+                  </w:tcBorders>
+                  <w:tcMar>
+                    <w:left w:type="dxa" w:w="0"/>
+                    <w:bottom w:type="dxa" w:w="20"/>
+                    <w:right w:type="dxa" w:w="0"/>
+                  </w:tcMar>
+                  <w:vAlign w:val="bottom"/>
+                </w:tcPr>
+                <w:p>
+                  <w:pPr>
+                    <w:spacing w:after="0" w:before="0"/>
+                  </w:pPr>
+                  <w:r>
+                    <w:rPr>
+                      <w:rFonts w:ascii="Arial" w:cs="Arial" w:eastAsia="Arial" w:hAnsi="Arial"/>
+                      <w:color w:val="5A6B85"/>
+                      <w:sz w:val="21"/>
+                      <w:szCs w:val="21"/>
+                    </w:rPr>
+                    <w:t xml:space="preserve"/>
+                  </w:r>
+                </w:p>
+              </w:tc>
+            </w:tr>
+          </w:tbl>
+          <w:p>
+            <w:pPr>
+              <w:keepNext/>
+              <w:spacing w:after="60" w:before="120"/>
+            </w:pPr>
+            <w:r>
+              <w:rPr>
+                <w:rFonts w:ascii="Arial" w:cs="Arial" w:eastAsia="Arial" w:hAnsi="Arial"/>
+                <w:b/>
+                <w:bCs/>
+                <w:sz w:val="21"/>
+                <w:szCs w:val="21"/>
+              </w:rPr>
+              <w:t xml:space="preserve">c)  Explain why a long passphrase is harder to crack than a short complex password.  </w:t>
+            </w:r>
+            <w:r>
+              <w:rPr>
+                <w:rFonts w:ascii="Arial" w:cs="Arial" w:eastAsia="Arial" w:hAnsi="Arial"/>
+                <w:color w:val="5A6B85"/>
+                <w:sz w:val="21"/>
+                <w:szCs w:val="21"/>
+              </w:rPr>
+              <w:t xml:space="preserve">[3]</w:t>
+            </w:r>
+          </w:p>
+          <w:tbl>
+            <w:tblPr>
+              <w:tblW w:type="dxa" w:w="10026"/>
+              <w:tblBorders>
+                <w:top w:val="single" w:color="auto" w:sz="4"/>
+                <w:left w:val="single" w:color="auto" w:sz="4"/>
+                <w:bottom w:val="single" w:color="auto" w:sz="4"/>
+                <w:right w:val="single" w:color="auto" w:sz="4"/>
+                <w:insideH w:val="single" w:color="auto" w:sz="4"/>
+                <w:insideV w:val="single" w:color="auto" w:sz="4"/>
+              </w:tblBorders>
+            </w:tblPr>
+            <w:tblGrid>
+              <w:gridCol w:w="10026"/>
+            </w:tblGrid>
             <w:tr>
               <w:trPr>
                 <w:cantSplit/>
